--- a/fra/docx/014.content.docx
+++ b/fra/docx/014.content.docx
@@ -7257,66 +7257,48 @@
           <w:lang w:val="fr_FR" w:bidi="fr_FR"/>
         </w:rPr>
       </w:r>
-      <w:hyperlink r:id="rId13">
-        <w:r>
-          <w:rPr>
-            <w:lang w:val="fr_FR" w:bidi="fr_FR"/>
-          </w:rPr>
-          <w:rPr>
-            <w:color w:val="0000EE"/>
-            <w:u w:val="single"/>
-          </w:rPr>
-          <w:t>1 Chroniques 5.16–17</w:t>
-        </w:r>
-      </w:hyperlink>
-    </w:p>
-    <w:p>
-      <w:pPr>
-        <w:pStyle w:val="ListBullet"/>
-        <w:spacing w:line="240" w:lineRule="auto"/>
-        <w:ind w:left="720"/>
-      </w:pPr>
-      <w:r>
-        <w:rPr>
-          <w:lang w:val="fr_FR" w:bidi="fr_FR"/>
-        </w:rPr>
-      </w:r>
-      <w:hyperlink r:id="rId14">
-        <w:r>
-          <w:rPr>
-            <w:lang w:val="fr_FR" w:bidi="fr_FR"/>
-          </w:rPr>
-          <w:rPr>
-            <w:color w:val="0000EE"/>
-            <w:u w:val="single"/>
-          </w:rPr>
-          <w:t>Actes 9.35</w:t>
-        </w:r>
-      </w:hyperlink>
-    </w:p>
-    <w:p>
-      <w:pPr>
-        <w:pStyle w:val="ListBullet"/>
-        <w:spacing w:line="240" w:lineRule="auto"/>
-        <w:ind w:left="720"/>
-      </w:pPr>
-      <w:r>
-        <w:rPr>
-          <w:lang w:val="fr_FR" w:bidi="fr_FR"/>
-        </w:rPr>
-      </w:r>
-      <w:hyperlink r:id="rId15">
-        <w:r>
-          <w:rPr>
-            <w:lang w:val="fr_FR" w:bidi="fr_FR"/>
-          </w:rPr>
-          <w:rPr>
-            <w:color w:val="0000EE"/>
-            <w:u w:val="single"/>
-          </w:rPr>
-          <w:t>Ésaïe 33.9</w:t>
-        </w:r>
-      </w:hyperlink>
+      <w:r>
+        <w:rPr>
+          <w:lang w:val="fr_FR" w:bidi="fr_FR"/>
+        </w:rPr>
+        <w:t>1 Chroniques 5.16–17</w:t>
+      </w:r>
+    </w:p>
+    <w:p>
+      <w:pPr>
+        <w:pStyle w:val="ListBullet"/>
+        <w:spacing w:line="240" w:lineRule="auto"/>
+        <w:ind w:left="720"/>
+      </w:pPr>
+      <w:r>
+        <w:rPr>
+          <w:lang w:val="fr_FR" w:bidi="fr_FR"/>
+        </w:rPr>
+      </w:r>
+      <w:r>
+        <w:rPr>
+          <w:lang w:val="fr_FR" w:bidi="fr_FR"/>
+        </w:rPr>
+        <w:t>Actes 9.35</w:t>
+      </w:r>
+    </w:p>
+    <w:p>
+      <w:pPr>
+        <w:pStyle w:val="ListBullet"/>
+        <w:spacing w:line="240" w:lineRule="auto"/>
+        <w:ind w:left="720"/>
+      </w:pPr>
+      <w:r>
+        <w:rPr>
+          <w:lang w:val="fr_FR" w:bidi="fr_FR"/>
+        </w:rPr>
+      </w:r>
+      <w:r>
+        <w:rPr>
+          <w:lang w:val="fr_FR" w:bidi="fr_FR"/>
+        </w:rPr>
+        <w:t>Ésaïe 33.9</w:t>
+      </w:r>
     </w:p>
     <w:p>
       <w:pPr>
@@ -8516,36 +8498,24 @@
         </w:rPr>
         <w:t>Le nom personnel de Dieu, traduit « l'Éternel » ou parfois « Yahvé » en français, correspond à quatre consonnes dans les manuscrits hébraïques anciens (YHWH). Dieu a révélé son nom à Moïse lorsqu'il lui a parlé au buisson ardent (</w:t>
       </w:r>
-      <w:hyperlink r:id="rId16">
-        <w:r>
-          <w:rPr>
-            <w:lang w:val="fr_FR" w:bidi="fr_FR"/>
-          </w:rPr>
-          <w:rPr>
-            <w:color w:val="0000EE"/>
-            <w:u w:val="single"/>
-          </w:rPr>
-          <w:t>Ex 3.1</w:t>
-        </w:r>
-      </w:hyperlink>
+      <w:r>
+        <w:rPr>
+          <w:lang w:val="fr_FR" w:bidi="fr_FR"/>
+        </w:rPr>
+        <w:t>Ex 3.1</w:t>
+      </w:r>
       <w:r>
         <w:rPr>
           <w:lang w:val="fr_FR" w:bidi="fr_FR"/>
         </w:rPr>
         <w:t>–</w:t>
       </w:r>
-      <w:hyperlink r:id="rId16">
-        <w:r>
-          <w:rPr>
-            <w:lang w:val="fr_FR" w:bidi="fr_FR"/>
-          </w:rPr>
-          <w:rPr>
-            <w:color w:val="0000EE"/>
-            <w:u w:val="single"/>
-          </w:rPr>
-          <w:t>15</w:t>
-        </w:r>
-      </w:hyperlink>
+      <w:r>
+        <w:rPr>
+          <w:lang w:val="fr_FR" w:bidi="fr_FR"/>
+        </w:rPr>
+        <w:t>15</w:t>
+      </w:r>
       <w:r>
         <w:rPr>
           <w:lang w:val="fr_FR" w:bidi="fr_FR"/>
@@ -8903,498 +8873,372 @@
           <w:lang w:val="fr_FR" w:bidi="fr_FR"/>
         </w:rPr>
       </w:r>
-      <w:hyperlink r:id="rId17">
-        <w:r>
-          <w:rPr>
-            <w:lang w:val="fr_FR" w:bidi="fr_FR"/>
-          </w:rPr>
-          <w:rPr>
-            <w:color w:val="0000EE"/>
-            <w:u w:val="single"/>
-          </w:rPr>
-          <w:t>1 Rois 21.20</w:t>
-        </w:r>
-      </w:hyperlink>
-    </w:p>
-    <w:p>
-      <w:pPr>
-        <w:pStyle w:val="ListBullet"/>
-        <w:spacing w:line="240" w:lineRule="auto"/>
-        <w:ind w:left="720"/>
-      </w:pPr>
-      <w:r>
-        <w:rPr>
-          <w:lang w:val="fr_FR" w:bidi="fr_FR"/>
-        </w:rPr>
-      </w:r>
-      <w:hyperlink r:id="rId18">
-        <w:r>
-          <w:rPr>
-            <w:lang w:val="fr_FR" w:bidi="fr_FR"/>
-          </w:rPr>
-          <w:rPr>
-            <w:color w:val="0000EE"/>
-            <w:u w:val="single"/>
-          </w:rPr>
-          <w:t>1 Samuel 16.7</w:t>
-        </w:r>
-      </w:hyperlink>
-    </w:p>
-    <w:p>
-      <w:pPr>
-        <w:pStyle w:val="ListBullet"/>
-        <w:spacing w:line="240" w:lineRule="auto"/>
-        <w:ind w:left="720"/>
-      </w:pPr>
-      <w:r>
-        <w:rPr>
-          <w:lang w:val="fr_FR" w:bidi="fr_FR"/>
-        </w:rPr>
-      </w:r>
-      <w:hyperlink r:id="rId19">
-        <w:r>
-          <w:rPr>
-            <w:lang w:val="fr_FR" w:bidi="fr_FR"/>
-          </w:rPr>
-          <w:rPr>
-            <w:color w:val="0000EE"/>
-            <w:u w:val="single"/>
-          </w:rPr>
-          <w:t>Daniel 9.3</w:t>
-        </w:r>
-      </w:hyperlink>
-    </w:p>
-    <w:p>
-      <w:pPr>
-        <w:pStyle w:val="ListBullet"/>
-        <w:spacing w:line="240" w:lineRule="auto"/>
-        <w:ind w:left="720"/>
-      </w:pPr>
-      <w:r>
-        <w:rPr>
-          <w:lang w:val="fr_FR" w:bidi="fr_FR"/>
-        </w:rPr>
-      </w:r>
-      <w:hyperlink r:id="rId20">
-        <w:r>
-          <w:rPr>
-            <w:lang w:val="fr_FR" w:bidi="fr_FR"/>
-          </w:rPr>
-          <w:rPr>
-            <w:color w:val="0000EE"/>
-            <w:u w:val="single"/>
-          </w:rPr>
-          <w:t>Ézéchiel 17.24</w:t>
-        </w:r>
-      </w:hyperlink>
-    </w:p>
-    <w:p>
-      <w:pPr>
-        <w:pStyle w:val="ListBullet"/>
-        <w:spacing w:line="240" w:lineRule="auto"/>
-        <w:ind w:left="720"/>
-      </w:pPr>
-      <w:r>
-        <w:rPr>
-          <w:lang w:val="fr_FR" w:bidi="fr_FR"/>
-        </w:rPr>
-      </w:r>
-      <w:hyperlink r:id="rId21">
-        <w:r>
-          <w:rPr>
-            <w:lang w:val="fr_FR" w:bidi="fr_FR"/>
-          </w:rPr>
-          <w:rPr>
-            <w:color w:val="0000EE"/>
-            <w:u w:val="single"/>
-          </w:rPr>
-          <w:t>Genèse 2.4</w:t>
-        </w:r>
-      </w:hyperlink>
-    </w:p>
-    <w:p>
-      <w:pPr>
-        <w:pStyle w:val="ListBullet"/>
-        <w:spacing w:line="240" w:lineRule="auto"/>
-        <w:ind w:left="720"/>
-      </w:pPr>
-      <w:r>
-        <w:rPr>
-          <w:lang w:val="fr_FR" w:bidi="fr_FR"/>
-        </w:rPr>
-      </w:r>
-      <w:hyperlink r:id="rId22">
-        <w:r>
-          <w:rPr>
-            <w:lang w:val="fr_FR" w:bidi="fr_FR"/>
-          </w:rPr>
-          <w:rPr>
-            <w:color w:val="0000EE"/>
-            <w:u w:val="single"/>
-          </w:rPr>
-          <w:t>Genèse 4.3–5</w:t>
-        </w:r>
-      </w:hyperlink>
-    </w:p>
-    <w:p>
-      <w:pPr>
-        <w:pStyle w:val="ListBullet"/>
-        <w:spacing w:line="240" w:lineRule="auto"/>
-        <w:ind w:left="720"/>
-      </w:pPr>
-      <w:r>
-        <w:rPr>
-          <w:lang w:val="fr_FR" w:bidi="fr_FR"/>
-        </w:rPr>
-      </w:r>
-      <w:hyperlink r:id="rId23">
-        <w:r>
-          <w:rPr>
-            <w:lang w:val="fr_FR" w:bidi="fr_FR"/>
-          </w:rPr>
-          <w:rPr>
-            <w:color w:val="0000EE"/>
-            <w:u w:val="single"/>
-          </w:rPr>
-          <w:t>Genèse 28.13</w:t>
-        </w:r>
-      </w:hyperlink>
-    </w:p>
-    <w:p>
-      <w:pPr>
-        <w:pStyle w:val="ListBullet"/>
-        <w:spacing w:line="240" w:lineRule="auto"/>
-        <w:ind w:left="720"/>
-      </w:pPr>
-      <w:r>
-        <w:rPr>
-          <w:lang w:val="fr_FR" w:bidi="fr_FR"/>
-        </w:rPr>
-      </w:r>
-      <w:hyperlink r:id="rId24">
-        <w:r>
-          <w:rPr>
-            <w:lang w:val="fr_FR" w:bidi="fr_FR"/>
-          </w:rPr>
-          <w:rPr>
-            <w:color w:val="0000EE"/>
-            <w:u w:val="single"/>
-          </w:rPr>
-          <w:t>Osée 11.12</w:t>
-        </w:r>
-      </w:hyperlink>
-    </w:p>
-    <w:p>
-      <w:pPr>
-        <w:pStyle w:val="ListBullet"/>
-        <w:spacing w:line="240" w:lineRule="auto"/>
-        <w:ind w:left="720"/>
-      </w:pPr>
-      <w:r>
-        <w:rPr>
-          <w:lang w:val="fr_FR" w:bidi="fr_FR"/>
-        </w:rPr>
-      </w:r>
-      <w:hyperlink r:id="rId25">
-        <w:r>
-          <w:rPr>
-            <w:lang w:val="fr_FR" w:bidi="fr_FR"/>
-          </w:rPr>
-          <w:rPr>
-            <w:color w:val="0000EE"/>
-            <w:u w:val="single"/>
-          </w:rPr>
-          <w:t>Ésaïe 10.4</w:t>
-        </w:r>
-      </w:hyperlink>
-    </w:p>
-    <w:p>
-      <w:pPr>
-        <w:pStyle w:val="ListBullet"/>
-        <w:spacing w:line="240" w:lineRule="auto"/>
-        <w:ind w:left="720"/>
-      </w:pPr>
-      <w:r>
-        <w:rPr>
-          <w:lang w:val="fr_FR" w:bidi="fr_FR"/>
-        </w:rPr>
-      </w:r>
-      <w:hyperlink r:id="rId26">
-        <w:r>
-          <w:rPr>
-            <w:lang w:val="fr_FR" w:bidi="fr_FR"/>
-          </w:rPr>
-          <w:rPr>
-            <w:color w:val="0000EE"/>
-            <w:u w:val="single"/>
-          </w:rPr>
-          <w:t>Ésaïe 38.8</w:t>
-        </w:r>
-      </w:hyperlink>
-    </w:p>
-    <w:p>
-      <w:pPr>
-        <w:pStyle w:val="ListBullet"/>
-        <w:spacing w:line="240" w:lineRule="auto"/>
-        <w:ind w:left="720"/>
-      </w:pPr>
-      <w:r>
-        <w:rPr>
-          <w:lang w:val="fr_FR" w:bidi="fr_FR"/>
-        </w:rPr>
-      </w:r>
-      <w:hyperlink r:id="rId27">
-        <w:r>
-          <w:rPr>
-            <w:lang w:val="fr_FR" w:bidi="fr_FR"/>
-          </w:rPr>
-          <w:rPr>
-            <w:color w:val="0000EE"/>
-            <w:u w:val="single"/>
-          </w:rPr>
-          <w:t>Job 12.10</w:t>
-        </w:r>
-      </w:hyperlink>
-    </w:p>
-    <w:p>
-      <w:pPr>
-        <w:pStyle w:val="ListBullet"/>
-        <w:spacing w:line="240" w:lineRule="auto"/>
-        <w:ind w:left="720"/>
-      </w:pPr>
-      <w:r>
-        <w:rPr>
-          <w:lang w:val="fr_FR" w:bidi="fr_FR"/>
-        </w:rPr>
-      </w:r>
-      <w:hyperlink r:id="rId28">
-        <w:r>
-          <w:rPr>
-            <w:lang w:val="fr_FR" w:bidi="fr_FR"/>
-          </w:rPr>
-          <w:rPr>
-            <w:color w:val="0000EE"/>
-            <w:u w:val="single"/>
-          </w:rPr>
-          <w:t>Josué 1.9</w:t>
-        </w:r>
-      </w:hyperlink>
-    </w:p>
-    <w:p>
-      <w:pPr>
-        <w:pStyle w:val="ListBullet"/>
-        <w:spacing w:line="240" w:lineRule="auto"/>
-        <w:ind w:left="720"/>
-      </w:pPr>
-      <w:r>
-        <w:rPr>
-          <w:lang w:val="fr_FR" w:bidi="fr_FR"/>
-        </w:rPr>
-      </w:r>
-      <w:hyperlink r:id="rId29">
-        <w:r>
-          <w:rPr>
-            <w:lang w:val="fr_FR" w:bidi="fr_FR"/>
-          </w:rPr>
-          <w:rPr>
-            <w:color w:val="0000EE"/>
-            <w:u w:val="single"/>
-          </w:rPr>
-          <w:t>Lamentations 1.5</w:t>
-        </w:r>
-      </w:hyperlink>
-    </w:p>
-    <w:p>
-      <w:pPr>
-        <w:pStyle w:val="ListBullet"/>
-        <w:spacing w:line="240" w:lineRule="auto"/>
-        <w:ind w:left="720"/>
-      </w:pPr>
-      <w:r>
-        <w:rPr>
-          <w:lang w:val="fr_FR" w:bidi="fr_FR"/>
-        </w:rPr>
-      </w:r>
-      <w:hyperlink r:id="rId30">
-        <w:r>
-          <w:rPr>
-            <w:lang w:val="fr_FR" w:bidi="fr_FR"/>
-          </w:rPr>
-          <w:rPr>
-            <w:color w:val="0000EE"/>
-            <w:u w:val="single"/>
-          </w:rPr>
-          <w:t>Lévitique 25.35</w:t>
-        </w:r>
-      </w:hyperlink>
-    </w:p>
-    <w:p>
-      <w:pPr>
-        <w:pStyle w:val="ListBullet"/>
-        <w:spacing w:line="240" w:lineRule="auto"/>
-        <w:ind w:left="720"/>
-      </w:pPr>
-      <w:r>
-        <w:rPr>
-          <w:lang w:val="fr_FR" w:bidi="fr_FR"/>
-        </w:rPr>
-      </w:r>
-      <w:hyperlink r:id="rId31">
-        <w:r>
-          <w:rPr>
-            <w:lang w:val="fr_FR" w:bidi="fr_FR"/>
-          </w:rPr>
-          <w:rPr>
-            <w:color w:val="0000EE"/>
-            <w:u w:val="single"/>
-          </w:rPr>
-          <w:t>Malachie 3.4</w:t>
-        </w:r>
-      </w:hyperlink>
-    </w:p>
-    <w:p>
-      <w:pPr>
-        <w:pStyle w:val="ListBullet"/>
-        <w:spacing w:line="240" w:lineRule="auto"/>
-        <w:ind w:left="720"/>
-      </w:pPr>
-      <w:r>
-        <w:rPr>
-          <w:lang w:val="fr_FR" w:bidi="fr_FR"/>
-        </w:rPr>
-      </w:r>
-      <w:hyperlink r:id="rId32">
-        <w:r>
-          <w:rPr>
-            <w:lang w:val="fr_FR" w:bidi="fr_FR"/>
-          </w:rPr>
-          <w:rPr>
-            <w:color w:val="0000EE"/>
-            <w:u w:val="single"/>
-          </w:rPr>
-          <w:t>Michée 2.5</w:t>
-        </w:r>
-      </w:hyperlink>
-    </w:p>
-    <w:p>
-      <w:pPr>
-        <w:pStyle w:val="ListBullet"/>
-        <w:spacing w:line="240" w:lineRule="auto"/>
-        <w:ind w:left="720"/>
-      </w:pPr>
-      <w:r>
-        <w:rPr>
-          <w:lang w:val="fr_FR" w:bidi="fr_FR"/>
-        </w:rPr>
-      </w:r>
-      <w:hyperlink r:id="rId33">
-        <w:r>
-          <w:rPr>
-            <w:lang w:val="fr_FR" w:bidi="fr_FR"/>
-          </w:rPr>
-          <w:rPr>
-            <w:color w:val="0000EE"/>
-            <w:u w:val="single"/>
-          </w:rPr>
-          <w:t>Michée 6.5</w:t>
-        </w:r>
-      </w:hyperlink>
-    </w:p>
-    <w:p>
-      <w:pPr>
-        <w:pStyle w:val="ListBullet"/>
-        <w:spacing w:line="240" w:lineRule="auto"/>
-        <w:ind w:left="720"/>
-      </w:pPr>
-      <w:r>
-        <w:rPr>
-          <w:lang w:val="fr_FR" w:bidi="fr_FR"/>
-        </w:rPr>
-      </w:r>
-      <w:hyperlink r:id="rId34">
-        <w:r>
-          <w:rPr>
-            <w:lang w:val="fr_FR" w:bidi="fr_FR"/>
-          </w:rPr>
-          <w:rPr>
-            <w:color w:val="0000EE"/>
-            <w:u w:val="single"/>
-          </w:rPr>
-          <w:t>Nombres 8.11</w:t>
-        </w:r>
-      </w:hyperlink>
-    </w:p>
-    <w:p>
-      <w:pPr>
-        <w:pStyle w:val="ListBullet"/>
-        <w:spacing w:line="240" w:lineRule="auto"/>
-        <w:ind w:left="720"/>
-      </w:pPr>
-      <w:r>
-        <w:rPr>
-          <w:lang w:val="fr_FR" w:bidi="fr_FR"/>
-        </w:rPr>
-      </w:r>
-      <w:hyperlink r:id="rId35">
-        <w:r>
-          <w:rPr>
-            <w:lang w:val="fr_FR" w:bidi="fr_FR"/>
-          </w:rPr>
-          <w:rPr>
-            <w:color w:val="0000EE"/>
-            <w:u w:val="single"/>
-          </w:rPr>
-          <w:t>Psaume 124.3</w:t>
-        </w:r>
-      </w:hyperlink>
-    </w:p>
-    <w:p>
-      <w:pPr>
-        <w:pStyle w:val="ListBullet"/>
-        <w:spacing w:line="240" w:lineRule="auto"/>
-        <w:ind w:left="720"/>
-      </w:pPr>
-      <w:r>
-        <w:rPr>
-          <w:lang w:val="fr_FR" w:bidi="fr_FR"/>
-        </w:rPr>
-      </w:r>
-      <w:hyperlink r:id="rId36">
-        <w:r>
-          <w:rPr>
-            <w:lang w:val="fr_FR" w:bidi="fr_FR"/>
-          </w:rPr>
-          <w:rPr>
-            <w:color w:val="0000EE"/>
-            <w:u w:val="single"/>
-          </w:rPr>
-          <w:t>Ruth 1.21</w:t>
-        </w:r>
-      </w:hyperlink>
-    </w:p>
-    <w:p>
-      <w:pPr>
-        <w:pStyle w:val="ListBullet"/>
-        <w:spacing w:line="240" w:lineRule="auto"/>
-        <w:ind w:left="720"/>
-      </w:pPr>
-      <w:r>
-        <w:rPr>
-          <w:lang w:val="fr_FR" w:bidi="fr_FR"/>
-        </w:rPr>
-      </w:r>
-      <w:hyperlink r:id="rId37">
-        <w:r>
-          <w:rPr>
-            <w:lang w:val="fr_FR" w:bidi="fr_FR"/>
-          </w:rPr>
-          <w:rPr>
-            <w:color w:val="0000EE"/>
-            <w:u w:val="single"/>
-          </w:rPr>
-          <w:t>Zacharie 14.5</w:t>
-        </w:r>
-      </w:hyperlink>
+      <w:r>
+        <w:rPr>
+          <w:lang w:val="fr_FR" w:bidi="fr_FR"/>
+        </w:rPr>
+        <w:t>1 Rois 21.20</w:t>
+      </w:r>
+    </w:p>
+    <w:p>
+      <w:pPr>
+        <w:pStyle w:val="ListBullet"/>
+        <w:spacing w:line="240" w:lineRule="auto"/>
+        <w:ind w:left="720"/>
+      </w:pPr>
+      <w:r>
+        <w:rPr>
+          <w:lang w:val="fr_FR" w:bidi="fr_FR"/>
+        </w:rPr>
+      </w:r>
+      <w:r>
+        <w:rPr>
+          <w:lang w:val="fr_FR" w:bidi="fr_FR"/>
+        </w:rPr>
+        <w:t>1 Samuel 16.7</w:t>
+      </w:r>
+    </w:p>
+    <w:p>
+      <w:pPr>
+        <w:pStyle w:val="ListBullet"/>
+        <w:spacing w:line="240" w:lineRule="auto"/>
+        <w:ind w:left="720"/>
+      </w:pPr>
+      <w:r>
+        <w:rPr>
+          <w:lang w:val="fr_FR" w:bidi="fr_FR"/>
+        </w:rPr>
+      </w:r>
+      <w:r>
+        <w:rPr>
+          <w:lang w:val="fr_FR" w:bidi="fr_FR"/>
+        </w:rPr>
+        <w:t>Daniel 9.3</w:t>
+      </w:r>
+    </w:p>
+    <w:p>
+      <w:pPr>
+        <w:pStyle w:val="ListBullet"/>
+        <w:spacing w:line="240" w:lineRule="auto"/>
+        <w:ind w:left="720"/>
+      </w:pPr>
+      <w:r>
+        <w:rPr>
+          <w:lang w:val="fr_FR" w:bidi="fr_FR"/>
+        </w:rPr>
+      </w:r>
+      <w:r>
+        <w:rPr>
+          <w:lang w:val="fr_FR" w:bidi="fr_FR"/>
+        </w:rPr>
+        <w:t>Ézéchiel 17.24</w:t>
+      </w:r>
+    </w:p>
+    <w:p>
+      <w:pPr>
+        <w:pStyle w:val="ListBullet"/>
+        <w:spacing w:line="240" w:lineRule="auto"/>
+        <w:ind w:left="720"/>
+      </w:pPr>
+      <w:r>
+        <w:rPr>
+          <w:lang w:val="fr_FR" w:bidi="fr_FR"/>
+        </w:rPr>
+      </w:r>
+      <w:r>
+        <w:rPr>
+          <w:lang w:val="fr_FR" w:bidi="fr_FR"/>
+        </w:rPr>
+        <w:t>Genèse 2.4</w:t>
+      </w:r>
+    </w:p>
+    <w:p>
+      <w:pPr>
+        <w:pStyle w:val="ListBullet"/>
+        <w:spacing w:line="240" w:lineRule="auto"/>
+        <w:ind w:left="720"/>
+      </w:pPr>
+      <w:r>
+        <w:rPr>
+          <w:lang w:val="fr_FR" w:bidi="fr_FR"/>
+        </w:rPr>
+      </w:r>
+      <w:r>
+        <w:rPr>
+          <w:lang w:val="fr_FR" w:bidi="fr_FR"/>
+        </w:rPr>
+        <w:t>Genèse 4.3–5</w:t>
+      </w:r>
+    </w:p>
+    <w:p>
+      <w:pPr>
+        <w:pStyle w:val="ListBullet"/>
+        <w:spacing w:line="240" w:lineRule="auto"/>
+        <w:ind w:left="720"/>
+      </w:pPr>
+      <w:r>
+        <w:rPr>
+          <w:lang w:val="fr_FR" w:bidi="fr_FR"/>
+        </w:rPr>
+      </w:r>
+      <w:r>
+        <w:rPr>
+          <w:lang w:val="fr_FR" w:bidi="fr_FR"/>
+        </w:rPr>
+        <w:t>Genèse 28.13</w:t>
+      </w:r>
+    </w:p>
+    <w:p>
+      <w:pPr>
+        <w:pStyle w:val="ListBullet"/>
+        <w:spacing w:line="240" w:lineRule="auto"/>
+        <w:ind w:left="720"/>
+      </w:pPr>
+      <w:r>
+        <w:rPr>
+          <w:lang w:val="fr_FR" w:bidi="fr_FR"/>
+        </w:rPr>
+      </w:r>
+      <w:r>
+        <w:rPr>
+          <w:lang w:val="fr_FR" w:bidi="fr_FR"/>
+        </w:rPr>
+        <w:t>Osée 11.12</w:t>
+      </w:r>
+    </w:p>
+    <w:p>
+      <w:pPr>
+        <w:pStyle w:val="ListBullet"/>
+        <w:spacing w:line="240" w:lineRule="auto"/>
+        <w:ind w:left="720"/>
+      </w:pPr>
+      <w:r>
+        <w:rPr>
+          <w:lang w:val="fr_FR" w:bidi="fr_FR"/>
+        </w:rPr>
+      </w:r>
+      <w:r>
+        <w:rPr>
+          <w:lang w:val="fr_FR" w:bidi="fr_FR"/>
+        </w:rPr>
+        <w:t>Ésaïe 10.4</w:t>
+      </w:r>
+    </w:p>
+    <w:p>
+      <w:pPr>
+        <w:pStyle w:val="ListBullet"/>
+        <w:spacing w:line="240" w:lineRule="auto"/>
+        <w:ind w:left="720"/>
+      </w:pPr>
+      <w:r>
+        <w:rPr>
+          <w:lang w:val="fr_FR" w:bidi="fr_FR"/>
+        </w:rPr>
+      </w:r>
+      <w:r>
+        <w:rPr>
+          <w:lang w:val="fr_FR" w:bidi="fr_FR"/>
+        </w:rPr>
+        <w:t>Ésaïe 38.8</w:t>
+      </w:r>
+    </w:p>
+    <w:p>
+      <w:pPr>
+        <w:pStyle w:val="ListBullet"/>
+        <w:spacing w:line="240" w:lineRule="auto"/>
+        <w:ind w:left="720"/>
+      </w:pPr>
+      <w:r>
+        <w:rPr>
+          <w:lang w:val="fr_FR" w:bidi="fr_FR"/>
+        </w:rPr>
+      </w:r>
+      <w:r>
+        <w:rPr>
+          <w:lang w:val="fr_FR" w:bidi="fr_FR"/>
+        </w:rPr>
+        <w:t>Job 12.10</w:t>
+      </w:r>
+    </w:p>
+    <w:p>
+      <w:pPr>
+        <w:pStyle w:val="ListBullet"/>
+        <w:spacing w:line="240" w:lineRule="auto"/>
+        <w:ind w:left="720"/>
+      </w:pPr>
+      <w:r>
+        <w:rPr>
+          <w:lang w:val="fr_FR" w:bidi="fr_FR"/>
+        </w:rPr>
+      </w:r>
+      <w:r>
+        <w:rPr>
+          <w:lang w:val="fr_FR" w:bidi="fr_FR"/>
+        </w:rPr>
+        <w:t>Josué 1.9</w:t>
+      </w:r>
+    </w:p>
+    <w:p>
+      <w:pPr>
+        <w:pStyle w:val="ListBullet"/>
+        <w:spacing w:line="240" w:lineRule="auto"/>
+        <w:ind w:left="720"/>
+      </w:pPr>
+      <w:r>
+        <w:rPr>
+          <w:lang w:val="fr_FR" w:bidi="fr_FR"/>
+        </w:rPr>
+      </w:r>
+      <w:r>
+        <w:rPr>
+          <w:lang w:val="fr_FR" w:bidi="fr_FR"/>
+        </w:rPr>
+        <w:t>Lamentations 1.5</w:t>
+      </w:r>
+    </w:p>
+    <w:p>
+      <w:pPr>
+        <w:pStyle w:val="ListBullet"/>
+        <w:spacing w:line="240" w:lineRule="auto"/>
+        <w:ind w:left="720"/>
+      </w:pPr>
+      <w:r>
+        <w:rPr>
+          <w:lang w:val="fr_FR" w:bidi="fr_FR"/>
+        </w:rPr>
+      </w:r>
+      <w:r>
+        <w:rPr>
+          <w:lang w:val="fr_FR" w:bidi="fr_FR"/>
+        </w:rPr>
+        <w:t>Lévitique 25.35</w:t>
+      </w:r>
+    </w:p>
+    <w:p>
+      <w:pPr>
+        <w:pStyle w:val="ListBullet"/>
+        <w:spacing w:line="240" w:lineRule="auto"/>
+        <w:ind w:left="720"/>
+      </w:pPr>
+      <w:r>
+        <w:rPr>
+          <w:lang w:val="fr_FR" w:bidi="fr_FR"/>
+        </w:rPr>
+      </w:r>
+      <w:r>
+        <w:rPr>
+          <w:lang w:val="fr_FR" w:bidi="fr_FR"/>
+        </w:rPr>
+        <w:t>Malachie 3.4</w:t>
+      </w:r>
+    </w:p>
+    <w:p>
+      <w:pPr>
+        <w:pStyle w:val="ListBullet"/>
+        <w:spacing w:line="240" w:lineRule="auto"/>
+        <w:ind w:left="720"/>
+      </w:pPr>
+      <w:r>
+        <w:rPr>
+          <w:lang w:val="fr_FR" w:bidi="fr_FR"/>
+        </w:rPr>
+      </w:r>
+      <w:r>
+        <w:rPr>
+          <w:lang w:val="fr_FR" w:bidi="fr_FR"/>
+        </w:rPr>
+        <w:t>Michée 2.5</w:t>
+      </w:r>
+    </w:p>
+    <w:p>
+      <w:pPr>
+        <w:pStyle w:val="ListBullet"/>
+        <w:spacing w:line="240" w:lineRule="auto"/>
+        <w:ind w:left="720"/>
+      </w:pPr>
+      <w:r>
+        <w:rPr>
+          <w:lang w:val="fr_FR" w:bidi="fr_FR"/>
+        </w:rPr>
+      </w:r>
+      <w:r>
+        <w:rPr>
+          <w:lang w:val="fr_FR" w:bidi="fr_FR"/>
+        </w:rPr>
+        <w:t>Michée 6.5</w:t>
+      </w:r>
+    </w:p>
+    <w:p>
+      <w:pPr>
+        <w:pStyle w:val="ListBullet"/>
+        <w:spacing w:line="240" w:lineRule="auto"/>
+        <w:ind w:left="720"/>
+      </w:pPr>
+      <w:r>
+        <w:rPr>
+          <w:lang w:val="fr_FR" w:bidi="fr_FR"/>
+        </w:rPr>
+      </w:r>
+      <w:r>
+        <w:rPr>
+          <w:lang w:val="fr_FR" w:bidi="fr_FR"/>
+        </w:rPr>
+        <w:t>Nombres 8.11</w:t>
+      </w:r>
+    </w:p>
+    <w:p>
+      <w:pPr>
+        <w:pStyle w:val="ListBullet"/>
+        <w:spacing w:line="240" w:lineRule="auto"/>
+        <w:ind w:left="720"/>
+      </w:pPr>
+      <w:r>
+        <w:rPr>
+          <w:lang w:val="fr_FR" w:bidi="fr_FR"/>
+        </w:rPr>
+      </w:r>
+      <w:r>
+        <w:rPr>
+          <w:lang w:val="fr_FR" w:bidi="fr_FR"/>
+        </w:rPr>
+        <w:t>Psaume 124.3</w:t>
+      </w:r>
+    </w:p>
+    <w:p>
+      <w:pPr>
+        <w:pStyle w:val="ListBullet"/>
+        <w:spacing w:line="240" w:lineRule="auto"/>
+        <w:ind w:left="720"/>
+      </w:pPr>
+      <w:r>
+        <w:rPr>
+          <w:lang w:val="fr_FR" w:bidi="fr_FR"/>
+        </w:rPr>
+      </w:r>
+      <w:r>
+        <w:rPr>
+          <w:lang w:val="fr_FR" w:bidi="fr_FR"/>
+        </w:rPr>
+        <w:t>Ruth 1.21</w:t>
+      </w:r>
+    </w:p>
+    <w:p>
+      <w:pPr>
+        <w:pStyle w:val="ListBullet"/>
+        <w:spacing w:line="240" w:lineRule="auto"/>
+        <w:ind w:left="720"/>
+      </w:pPr>
+      <w:r>
+        <w:rPr>
+          <w:lang w:val="fr_FR" w:bidi="fr_FR"/>
+        </w:rPr>
+      </w:r>
+      <w:r>
+        <w:rPr>
+          <w:lang w:val="fr_FR" w:bidi="fr_FR"/>
+        </w:rPr>
+        <w:t>Zacharie 14.5</w:t>
+      </w:r>
     </w:p>
     <w:p>
       <w:pPr>
@@ -12016,138 +11860,102 @@
           <w:lang w:val="fr_FR" w:bidi="fr_FR"/>
         </w:rPr>
       </w:r>
-      <w:hyperlink r:id="rId38">
-        <w:r>
-          <w:rPr>
-            <w:lang w:val="fr_FR" w:bidi="fr_FR"/>
-          </w:rPr>
-          <w:rPr>
-            <w:color w:val="0000EE"/>
-            <w:u w:val="single"/>
-          </w:rPr>
-          <w:t>Deutéronome 4.2</w:t>
-        </w:r>
-      </w:hyperlink>
-    </w:p>
-    <w:p>
-      <w:pPr>
-        <w:pStyle w:val="ListBullet"/>
-        <w:spacing w:line="240" w:lineRule="auto"/>
-        <w:ind w:left="720"/>
-      </w:pPr>
-      <w:r>
-        <w:rPr>
-          <w:lang w:val="fr_FR" w:bidi="fr_FR"/>
-        </w:rPr>
-      </w:r>
-      <w:hyperlink r:id="rId39">
-        <w:r>
-          <w:rPr>
-            <w:lang w:val="fr_FR" w:bidi="fr_FR"/>
-          </w:rPr>
-          <w:rPr>
-            <w:color w:val="0000EE"/>
-            <w:u w:val="single"/>
-          </w:rPr>
-          <w:t>Esther 3.8–9</w:t>
-        </w:r>
-      </w:hyperlink>
-    </w:p>
-    <w:p>
-      <w:pPr>
-        <w:pStyle w:val="ListBullet"/>
-        <w:spacing w:line="240" w:lineRule="auto"/>
-        <w:ind w:left="720"/>
-      </w:pPr>
-      <w:r>
-        <w:rPr>
-          <w:lang w:val="fr_FR" w:bidi="fr_FR"/>
-        </w:rPr>
-      </w:r>
-      <w:hyperlink r:id="rId40">
-        <w:r>
-          <w:rPr>
-            <w:lang w:val="fr_FR" w:bidi="fr_FR"/>
-          </w:rPr>
-          <w:rPr>
-            <w:color w:val="0000EE"/>
-            <w:u w:val="single"/>
-          </w:rPr>
-          <w:t>Exode 12.12–14</w:t>
-        </w:r>
-      </w:hyperlink>
-    </w:p>
-    <w:p>
-      <w:pPr>
-        <w:pStyle w:val="ListBullet"/>
-        <w:spacing w:line="240" w:lineRule="auto"/>
-        <w:ind w:left="720"/>
-      </w:pPr>
-      <w:r>
-        <w:rPr>
-          <w:lang w:val="fr_FR" w:bidi="fr_FR"/>
-        </w:rPr>
-      </w:r>
-      <w:hyperlink r:id="rId41">
-        <w:r>
-          <w:rPr>
-            <w:lang w:val="fr_FR" w:bidi="fr_FR"/>
-          </w:rPr>
-          <w:rPr>
-            <w:color w:val="0000EE"/>
-            <w:u w:val="single"/>
-          </w:rPr>
-          <w:t>Genèse 26.5</w:t>
-        </w:r>
-      </w:hyperlink>
-    </w:p>
-    <w:p>
-      <w:pPr>
-        <w:pStyle w:val="ListBullet"/>
-        <w:spacing w:line="240" w:lineRule="auto"/>
-        <w:ind w:left="720"/>
-      </w:pPr>
-      <w:r>
-        <w:rPr>
-          <w:lang w:val="fr_FR" w:bidi="fr_FR"/>
-        </w:rPr>
-      </w:r>
-      <w:hyperlink r:id="rId42">
-        <w:r>
-          <w:rPr>
-            <w:lang w:val="fr_FR" w:bidi="fr_FR"/>
-          </w:rPr>
-          <w:rPr>
-            <w:color w:val="0000EE"/>
-            <w:u w:val="single"/>
-          </w:rPr>
-          <w:t>Jean 18.31</w:t>
-        </w:r>
-      </w:hyperlink>
-    </w:p>
-    <w:p>
-      <w:pPr>
-        <w:pStyle w:val="ListBullet"/>
-        <w:spacing w:line="240" w:lineRule="auto"/>
-        <w:ind w:left="720"/>
-      </w:pPr>
-      <w:r>
-        <w:rPr>
-          <w:lang w:val="fr_FR" w:bidi="fr_FR"/>
-        </w:rPr>
-      </w:r>
-      <w:hyperlink r:id="rId43">
-        <w:r>
-          <w:rPr>
-            <w:lang w:val="fr_FR" w:bidi="fr_FR"/>
-          </w:rPr>
-          <w:rPr>
-            <w:color w:val="0000EE"/>
-            <w:u w:val="single"/>
-          </w:rPr>
-          <w:t>Romains 7.1</w:t>
-        </w:r>
-      </w:hyperlink>
+      <w:r>
+        <w:rPr>
+          <w:lang w:val="fr_FR" w:bidi="fr_FR"/>
+        </w:rPr>
+        <w:t>Deutéronome 4.2</w:t>
+      </w:r>
+    </w:p>
+    <w:p>
+      <w:pPr>
+        <w:pStyle w:val="ListBullet"/>
+        <w:spacing w:line="240" w:lineRule="auto"/>
+        <w:ind w:left="720"/>
+      </w:pPr>
+      <w:r>
+        <w:rPr>
+          <w:lang w:val="fr_FR" w:bidi="fr_FR"/>
+        </w:rPr>
+      </w:r>
+      <w:r>
+        <w:rPr>
+          <w:lang w:val="fr_FR" w:bidi="fr_FR"/>
+        </w:rPr>
+        <w:t>Esther 3.8–9</w:t>
+      </w:r>
+    </w:p>
+    <w:p>
+      <w:pPr>
+        <w:pStyle w:val="ListBullet"/>
+        <w:spacing w:line="240" w:lineRule="auto"/>
+        <w:ind w:left="720"/>
+      </w:pPr>
+      <w:r>
+        <w:rPr>
+          <w:lang w:val="fr_FR" w:bidi="fr_FR"/>
+        </w:rPr>
+      </w:r>
+      <w:r>
+        <w:rPr>
+          <w:lang w:val="fr_FR" w:bidi="fr_FR"/>
+        </w:rPr>
+        <w:t>Exode 12.12–14</w:t>
+      </w:r>
+    </w:p>
+    <w:p>
+      <w:pPr>
+        <w:pStyle w:val="ListBullet"/>
+        <w:spacing w:line="240" w:lineRule="auto"/>
+        <w:ind w:left="720"/>
+      </w:pPr>
+      <w:r>
+        <w:rPr>
+          <w:lang w:val="fr_FR" w:bidi="fr_FR"/>
+        </w:rPr>
+      </w:r>
+      <w:r>
+        <w:rPr>
+          <w:lang w:val="fr_FR" w:bidi="fr_FR"/>
+        </w:rPr>
+        <w:t>Genèse 26.5</w:t>
+      </w:r>
+    </w:p>
+    <w:p>
+      <w:pPr>
+        <w:pStyle w:val="ListBullet"/>
+        <w:spacing w:line="240" w:lineRule="auto"/>
+        <w:ind w:left="720"/>
+      </w:pPr>
+      <w:r>
+        <w:rPr>
+          <w:lang w:val="fr_FR" w:bidi="fr_FR"/>
+        </w:rPr>
+      </w:r>
+      <w:r>
+        <w:rPr>
+          <w:lang w:val="fr_FR" w:bidi="fr_FR"/>
+        </w:rPr>
+        <w:t>Jean 18.31</w:t>
+      </w:r>
+    </w:p>
+    <w:p>
+      <w:pPr>
+        <w:pStyle w:val="ListBullet"/>
+        <w:spacing w:line="240" w:lineRule="auto"/>
+        <w:ind w:left="720"/>
+      </w:pPr>
+      <w:r>
+        <w:rPr>
+          <w:lang w:val="fr_FR" w:bidi="fr_FR"/>
+        </w:rPr>
+      </w:r>
+      <w:r>
+        <w:rPr>
+          <w:lang w:val="fr_FR" w:bidi="fr_FR"/>
+        </w:rPr>
+        <w:t>Romains 7.1</w:t>
+      </w:r>
     </w:p>
     <w:p>
       <w:pPr>
